--- a/Deck_FinalTemplate.docx
+++ b/Deck_FinalTemplate.docx
@@ -841,21 +841,21 @@
           <w:sz w:val="20"/>
           <w:szCs w:val="20"/>
         </w:rPr>
-        <w:t xml:space="preserve">                                     </w:t>
-      </w:r>
-      <w:r>
-        <w:rPr>
-          <w:sz w:val="20"/>
-          <w:szCs w:val="20"/>
-        </w:rPr>
-        <w:t xml:space="preserve"> </w:t>
-      </w:r>
-      <w:r>
-        <w:rPr>
-          <w:sz w:val="20"/>
-          <w:szCs w:val="20"/>
-        </w:rPr>
-        <w:t xml:space="preserve">                                    </w:t>
+        <w:t xml:space="preserve"/>
+      </w:r>
+      <w:r>
+        <w:rPr>
+          <w:sz w:val="20"/>
+          <w:szCs w:val="20"/>
+        </w:rPr>
+        <w:t xml:space="preserve"> </w:t>
+      </w:r>
+      <w:r>
+        <w:rPr>
+          <w:sz w:val="20"/>
+          <w:szCs w:val="20"/>
+        </w:rPr>
+        <w:t xml:space="preserve"/>
       </w:r>
       <w:proofErr w:type="gramStart"/>
       <w:r>
@@ -863,7 +863,7 @@
           <w:sz w:val="20"/>
           <w:szCs w:val="20"/>
         </w:rPr>
-        <w:t xml:space="preserve">   </w:t>
+        <w:t xml:space="preserve"/>
       </w:r>
       <w:r>
         <w:rPr>
